--- a/zht/docx/01.content.docx
+++ b/zht/docx/01.content.docx
@@ -11,6 +11,15 @@
         <w:pStyle w:val="Heading2"/>
       </w:pPr>
       <w:r>
+        <w:t>Resource: 研讀筆記 (Tyndale)</w:t>
+      </w:r>
+      <w:r/>
+    </w:p>
+    <w:p>
+      <w:pPr>
+        <w:pStyle w:val="Heading2"/>
+      </w:pPr>
+      <w:r>
         <w:t>License Information</w:t>
       </w:r>
       <w:r/>
@@ -21,7 +30,7 @@
         <w:rPr>
           <w:b/>
         </w:rPr>
-        <w:t>Study Notes (Tyndale)</w:t>
+        <w:t>研讀筆記 (Tyndale)</w:t>
       </w:r>
       <w:r>
         <w:t xml:space="preserve"> (Chinese (Traditional)) is based on</w:t>
@@ -74,7 +83,7 @@
         <w:pStyle w:val="Heading1"/>
       </w:pPr>
       <w:r>
-        <w:t>Study Notes (Tyndale)</w:t>
+        <w:t>研讀筆記 (Tyndale)</w:t>
       </w:r>
     </w:p>
     <w:p>
@@ -83,6 +92,50 @@
           <w:headerReference w:type="even" r:id="rId8"/>
           <w:headerReference w:type="default" r:id="rId9"/>
           <w:footerReference w:type="default" r:id="rId10"/>
+          <w:footnotePr>
+            <w:numRestart w:val="eachSect"/>
+          </w:footnotePr>
+          <w:type w:val="continuous"/>
+          <w:pgSz w:w="12240" w:h="15840" w:code="1"/>
+          <w:pgMar w:top="1440" w:right="1440" w:bottom="1440" w:left="1440" w:header="504" w:footer="504" w:gutter="0"/>
+          <w:cols w:space="708"/>
+          <w:titlePg/>
+          <w:docGrid w:linePitch="360"/>
+        </w:sectPr>
+      </w:pPr>
+    </w:p>
+    <w:p>
+      <w:r/>
+    </w:p>
+    <w:p>
+      <w:pPr>
+        <w:pStyle w:val="Heading2"/>
+      </w:pPr>
+      <w:r>
+        <w:t>GEN</w:t>
+      </w:r>
+      <w:r/>
+    </w:p>
+    <w:p>
+      <w:r/>
+      <w:r>
+        <w:rPr>
+          <w:i/>
+        </w:rPr>
+        <w:t>創世記 1:1, 創世記 1:1–2.3, 創世記 1:2, 創世記 1:3, 創世記 1:3–13, 創世記 1:4, 創世記 1:5, 創世記 1:6–8, 創世記 1:9–10, 創世記 1:14, 創世記 1:14–31, 創世記 1:16, 創世記 1:21, 創世記 1:22, 創世記 1:26, 創世記 1:27, 創世記 1:28, 創世記 1:29–30, 創世記 1:31, 創世記 2:1–3, 創世記 2:3, 創世記 2:4, 創世記 2:4–25, 創世記 2:5, 創世記 2:6, 創世記 2:7, 創世記 2:8, 創世記 2:8–14, 創世記 2:9, 創世記 2:10, 創世記 2:10–14, 創世記 2:11, 創世記 2:12, 創世記 2:13, 創世記 2:14, 創世記 2:15, 創世記 2:17, 創世記 2:18, 創世記 2:18–23, 創世記 2:19–20, 創世記 2:23, 創世記 2:24, 創世記 2:25, 創世記 3:1, 創世記 3:1–24, 創世記 3:2–3, 創世記 3:4–5, 創世記 3:6, 創世記 3:7, 創世記 3:8, 創世記 3:9–10, 創世記 3:12, 創世記 3:13, 創世記 3:14, 創世記 3:14–19, 創世記 3:15, 創世記 3:16, 創世記 3:17–19, 創世記 3:20, 創世記 3:20–24, 創世記 3:21, 創世記 3:22, 創世記 3:23, 創世記 3:24, 創世記 4:1, 創世記 4:2, 創世記 4:3, 創世記 4:4–5, 創世記 4:7, 創世記 4:8, 創世記 4:9, 創世記 4:10, 創世記 4:11–12, 創世記 4:13–14, 創世記 4:15, 創世記 4:16, 創世記 4:17, 創世記 4:17–5.32, 創世記 4:18, 創世記 4:19, 創世記 4:20–22, 創世記 4:23–24, 創世記 4:25, 創世記 4:25–5.32, 創世記 4:26, 創世記 5:1, 創世記 5:1–2, 創世記 5:1–32, 創世記 5:2, 創世記 5:3, 創世記 5:5, 創世記 5:6, 創世記 5:22, 創世記 5:24, 創世記 5:27, 創世記 5:28–29, 創世記 6:1–2, 創世記 6:1–8, 創世記 6:3, 創世記 6:4, 創世記 6:5, 創世記 6:6, 創世記 6:7, 創世記 6:8, 創世記 6:9, 創世記 6:11–13, 創世記 6:14, 創世記 6:15, 創世記 6:16, 創世記 6:17, 創世記 6:18, 創世記 6:19–20, 創世記 7:2, 創世記 7:4, 創世記 7:6, 創世記 7:8, 創世記 7:11–12, 創世記 7:16, 創世記 7:17, 創世記 7:22, 創世記 8:1, 創世記 8:2, 創世記 8:4, 創世記 8:5, 創世記 8:7, 創世記 8:11, 創世記 8:13, 創世記 8:14, 創世記 8:17, 創世記 8:20, 創世記 8:21, 創世記 8:22, 創世記 9:1, 創世記 9:1–7, 創世記 9:2–3, 創世記 9:4, 創世記 9:5–6, 創世記 9:6, 創世記 9:7, 創世記 9:8–17, 創世記 9:9–10, 創世記 9:11, 創世記 9:12, 創世記 9:13–16, 創世記 9:18, 創世記 9:20–27, 創世記 9:21, 創世記 9:22, 創世記 9:25, 創世記 9:26, 創世記 9:27, 創世記 10:1, 創世記 10:1–11.9, 創世記 10:2, 創世記 10:2–32, 創世記 10:3, 創世記 10:4, 創世記 10:5, 創世記 10:6, 創世記 10:7, 創世記 10:8–12, 創世記 10:9, 創世記 10:10–12, 創世記 10:13–14, 創世記 10:15–18, 創世記 10:19, 創世記 10:21, 創世記 10:22, 創世記 10:23, 創世記 10:24, 創世記 10:25, 創世記 10:26–29, 創世記 10:26–32, 創世記 10:30, 創世記 11:1, 創世記 11:1–9, 創世記 11:2, 創世記 11:3, 創世記 11:4, 創世記 11:5, 創世記 11:6, 創世記 11:7, 創世記 11:8, 創世記 11:9, 創世記 11:10, 創世記 11:18, 創世記 11:27, 創世記 11:27–32, 創世記 11:27–25.11, 創世記 11:28, 創世記 11:29, 創世記 11:30, 創世記 11:31, 創世記 12:1, 創世記 12:1–3, 創世記 12:1–9, 創世記 12:2, 創世記 12:3, 創世記 12:4, 創世記 12:4–9, 創世記 12:5, 創世記 12:6–7, 創世記 12:7, 創世記 12:8, 創世記 12:8–9, 創世記 12:10, 創世記 12:10–13, 創世記 12:10–20, 創世記 12:13, 創世記 12:14–15, 創世記 12:14–16, 創世記 12:15, 創世記 12:17–19, 創世記 12:20, 創世記 13:1–7, 創世記 13:2, 創世記 13:5–7, 創世記 13:8, 創世記 13:8–13, 創世記 13:10, 創世記 13:11, 創世記 13:11–18, 創世記 13:13, 創世記 13:14–17, 創世記 13:18, 創世記 14:1, 創世記 14:1–2, 創世記 14:1–16, 創世記 14:4, 創世記 14:4–5, 創世記 14:5–8, 創世記 14:8–12, 創世記 14:13, 創世記 14:14, 創世記 14:14–16, 創世記 14:15, 創世記 14:17, 創世記 14:18, 創世記 14:19–20, 創世記 14:21–24, 創世記 14:22, 創世記 15:1, 創世記 15:1–21, 創世記 15:2–3, 創世記 15:4–6, 創世記 15:6, 創世記 15:7–21, 創世記 15:10, 創世記 15:11, 創世記 15:13, 創世記 15:13–16, 創世記 15:16, 創世記 15:17–18, 創世記 15:18–19, 創世記 16:1–3, 創世記 16:1–16, 創世記 16:4–6, 創世記 16:7, 創世記 16:8–12, 創世記 16:10–12, 創世記 16:11, 創世記 16:13, 創世記 16:14–15, 創世記 17:1, 創世記 17:1–27, 創世記 17:4–5, 創世記 17:6, 創世記 17:7–8, 創世記 17:9–14, 創世記 17:14, 創世記 17:15–16, 創世記 17:17–18, 創世記 17:19, 創世記 17:20–21, 創世記 17:23–27, 創世記 18:1–15, 創世記 18:2–8, 創世記 18:3, 創世記 18:9, 創世記 18:10, 創世記 18:13–15, 創世記 18:14, 創世記 18:16–33, 創世記 18:17–19, 創世記 18:20, 創世記 18:20–21, 創世記 18:22–33, 創世記 19:1, 創世記 19:1–14, 創世記 19:1–38, 創世記 19:4–5, 創世記 19:6–9, 創世記 19:9, 創世記 19:14, 創世記 19:15–23, 創世記 19:18–22, 創世記 19:23–25, 創世記 19:26, 創世記 19:29, 創世記 19:30–35, 創世記 19:30–38, 創世記 19:36–38, 創世記 20:1, 創世記 20:1–18, 創世記 20:2, 創世記 20:3, 創世記 20:3–7, 創世記 20:4–5, 創世記 20:6, 創世記 20:7, 創世記 20:8–10, 創世記 20:11–13, 創世記 20:14–16, 創世記 20:17–18, 創世記 21:1–2, 創世記 21:3–4, 創世記 21:5, 創世記 21:6, 創世記 21:6–7, 創世記 21:8–9, 創世記 21:8–21, 創世記 21:10, 創世記 21:11–13, 創世記 21:14–21, 創世記 21:16, 創世記 21:22–23, 創世記 21:22–34, 創世記 21:25, 創世記 21:27–31, 創世記 21:32, 創世記 21:33–34, 創世記 22:1, 創世記 22:1–2, 創世記 22:2, 創世記 22:3, 創世記 22:5, 創世記 22:7–8, 創世記 22:9–19, 創世記 22:11, 創世記 22:12, 創世記 22:13, 創世記 22:14, 創世記 22:15–19, 創世記 22:16, 創世記 22:17, 創世記 22:18–25.11, 創世記 22:20, 創世記 22:20–24, 創世記 22:21, 創世記 22:22–23, 創世記 23:1–2, 創世記 23:1–20, 創世記 23:3–4, 創世記 23:5–6, 創世記 23:7–16, 創世記 23:9, 創世記 23:11, 創世記 23:12–13, 創世記 23:15, 創世記 23:16–20, 創世記 24:1–9, 創世記 24:1–67, 創世記 24:2, 創世記 24:3, 創世記 24:6–8, 創世記 24:10, 創世記 24:10–27, 創世記 24:10–60, 創世記 24:14, 創世記 24:15–22, 創世記 24:22, 創世記 24:23–24, 創世記 24:25, 創世記 24:26, 創世記 24:27, 創世記 24:29–31, 創世記 24:33–48, 創世記 24:48, 創世記 24:50–51, 創世記 24:53, 創世記 24:54–56, 創世記 24:57–58, 創世記 24:60, 創世記 24:62, 創世記 24:67, 創世記 25:1, 創世記 25:1–11, 創世記 25:2–4, 創世記 25:3, 創世記 25:5–6, 創世記 25:7–8, 創世記 25:11, 創世記 25:12–18, 創世記 25:16, 創世記 25:18, 創世記 25:19–20, 創世記 25:19–26, 創世記 25:19–35.29, 創世記 25:21, 創世記 25:22, 創世記 25:23, 創世記 25:24–26, 創世記 25:25, 創世記 25:26, 創世記 25:27, 創世記 25:27–34, 創世記 25:28, 創世記 25:29, 創世記 25:30, 創世記 25:31–33, 創世記 25:33–34, 創世記 26:1, 創世記 26:1–35, 創世記 26:2–5, 創世記 26:6–11, 創世記 26:8, 創世記 26:10–11, 創世記 26:12–13, 創世記 26:14–16, 創世記 26:17–22, 創世記 26:23–25, 創世記 26:26–33, 創世記 26:33, 創世記 26:34–35, 創世記 27:1–4, 創世記 27:1–40, 創世記 27:3–4, 創世記 27:5, 創世記 27:5–17, 創世記 27:11–12, 創世記 27:18–20, 創世記 27:18–29, 創世記 27:20–27, 創世記 27:30–40, 創世記 27:33, 創世記 27:34–35, 創世記 27:36, 創世記 27:37, 創世記 27:39–40, 創世記 27:41–45, 創世記 27:42–33.17, 創世記 27:46, 創世記 28:1–2, 創世記 28:3–5, 創世記 28:6–9, 創世記 28:10–22, 創世記 28:11, 創世記 28:12–13, 創世記 28:12–15, 創世記 28:14, 創世記 28:15, 創世記 28:16–22, 創世記 28:18, 創世記 28:19, 創世記 28:20–22, 創世記 28:22, 創世記 29:1, 創世記 29:1–31.55, 創世記 29:2–12, 創世記 29:10, 創世記 29:11, 創世記 29:14, 創世記 29:14–30, 創世記 29:18, 創世記 29:23–26, 創世記 29:28–30, 創世記 29:30, 創世記 29:31–35, 創世記 29:31–30.24, 創世記 29:32, 創世記 29:33, 創世記 29:34, 創世記 29:35, 創世記 30:1–2, 創世記 30:1–8, 創世記 30:3–4, 創世記 30:5–6, 創世記 30:7–8, 創世記 30:9, 創世記 30:10–13, 創世記 30:14–17, 創世記 30:18, 創世記 30:19–20, 創世記 30:21, 創世記 30:22–24, 創世記 30:25–34, 創世記 30:27, 創世記 30:30–33, 創世記 30:32, 創世記 30:34–36, 創世記 30:37, 創世記 30:37–43, 創世記 30:42, 創世記 30:43, 創世記 31:1–2, 創世記 31:1–21, 創世記 31:3, 創世記 31:4–13, 創世記 31:14–16, 創世記 31:17–21, 創世記 31:19–20, 創世記 31:21, 創世記 31:22–23, 創世記 31:24, 創世記 31:25–30, 創世記 31:32, 創世記 31:33–35, 創世記 31:36–42, 創世記 31:40, 創世記 31:42, 創世記 31:43–44, 創世記 31:45–48, 創世記 31:49, 創世記 31:50–53, 創世記 32:1, 創世記 32:2, 創世記 32:3–5, 創世記 32:7–8, 創世記 32:9–12, 創世記 32:13–21, 創世記 32:22–24, 創世記 32:22–32, 創世記 32:24, 創世記 32:25, 創世記 32:26, 創世記 32:27, 創世記 32:28, 創世記 32:29, 創世記 32:30, 創世記 32:31, 創世記 32:32, 創世記 33:1–2, 創世記 33:1–17, 創世記 33:3–13, 創世記 33:4, 創世記 33:5, 創世記 33:7, 創世記 33:10, 創世記 33:11, 創世記 33:12–15, 創世記 33:16–17, 創世記 33:18–20, 創世記 33:20, 創世記 34:1–2, 創世記 34:1–31, 創世記 34:3–4, 創世記 34:5–7, 創世記 34:8–10, 創世記 34:13–17, 創世記 34:18–24, 創世記 34:25–29, 創世記 34:30, 創世記 35:1–7, 創世記 35:1–29, 創世記 35:2–4, 創世記 35:3, 創世記 35:5, 創世記 35:6–7, 創世記 35:9–15, 創世記 35:11–12, 創世記 35:14–15, 創世記 35:16–20, 創世記 35:18, 創世記 35:19, 創世記 35:20, 創世記 35:22, 創世記 35:23–26, 創世記 35:27–29, 創世記 36:1–8, 創世記 36:1–43, 創世記 36:2, 創世記 36:2–3, 創世記 36:7–8, 創世記 36:9–14, 創世記 36:9–43, 創世記 36:15–19, 創世記 36:20–30, 創世記 36:31, 創世記 36:31–39, 創世記 36:40–43, 創世記 37:1, 創世記 37:2, 創世記 37:2–50.26, 創世記 37:3, 創世記 37:4, 創世記 37:5–11, 創世記 37:7, 創世記 37:8, 創世記 37:9, 創世記 37:10, 創世記 37:11, 創世記 37:12–13, 創世記 37:14–17, 創世記 37:18–20, 創世記 37:21–24, 創世記 37:23, 創世記 37:25–28, 創世記 37:26, 創世記 37:28, 創世記 37:29–30, 創世記 37:31–35, 創世記 37:32, 創世記 37:33, 創世記 37:34–35, 創世記 37:36, 創世記 38:1–30, 創世記 38:7, 創世記 38:7–10, 創世記 38:8, 創世紀 38:9–10, 創世記 38:11, 創世記 38:12–13, 創世記 38:14–19, 創世記 38:17, 創世記 38:18, 創世記 38:20–23, 創世記 38:24–26, 創世記 38:26, 創世記 38:27–30, 創世記 38:29–30, 創世記 39:1–23, 創世記 39:1–47.31, 創世記 39:2, 創世記 39:5, 創世記 39:6–10, 創世記 39:14, 創世記 39:19–20, 創世記 39:21–23, 創世記 40:1–4, 創世記 40:1–23, 創世記 40:5–8, 創世記 40:9–19, 創世記 40:14–15, 創世記 40:20–22, 創世記 40:23, 創世記 41:1–4, 創世記 41:1–46, 創世記 41:5–7, 創世記 41:8, 創世記 41:9–13, 創世紀 41:14–15, 創世記 41:16, 創世記 41:17–24, 創世記 41:25–32, 創世記 41:32, 創世記 41:33–36, 創世記 41:37–40, 創世紀 41:41–46, 創世記 41:42, 創世記 41:43–44, 創世紀 41:45, 創世記 41:46, 創世記 41:47–57, 創世記 41:50–52, 創世記 41:53–57, 創世紀 42:1–44.34, 創世記 42:1–47.31, 創世記 42:4, 創世記 42:6–7, 創世記 42:8, 創世記 42:9, 創世記 42:11, 創世記 42:15–17, 創世記 42:18–20, 創世記 42:21–23, 創世記 42:22, 創世記 42:24, 創世記 42:25, 創世記 42:25–28, 創世記 42:28, 創世記 42:29–34, 創世記 42:36, 創世記 42:37, 創世記 42:38, 創世記 43:1–7, 創世記 43:8–10, 創世記 43:11–13, 創世記 43:13–14, 創世記 43:16, 創世記 43:18, 創世記 43:19–22, 創世記 43:24, 創世記 43:26, 創世記 43:29, 創世記 43:30, 創世記 43:33, 創世記 43:34, 創世記 44:1–34, 創世記 44:2, 創世記 44:5, 創世記 44:9–10, 創世記 44:11–12, 創世記 44:13, 創世記 44:14, 創世記 44:16, 創世記 44:18–34, 創世記 44:32–34, 創世記 45:1–15, 創世記 45:2, 創世記 45:3, 創世記 45:5–8, 創世記 45:9–13, 創世記 45:10, 創世記 45:14–15, 創世記 45:16–25, 創世記 45:16–47.12, 創世記 45:24, 創世記 45:26–28, 創世記 45:27, 創世記 46:1, 創世記 46:1–4, 創世記 46:2–4, 創世記 46:4, 創世記 46:8–27, 創世記 46:20, 創世記 46:26, 創世記 46:27, 創世記 46:28–34, 創世記 46:29, 創世記 46:30, 創世記 46:34, 創世記 47:1, 創世記 47:1–6, 創世記 47:7–10, 創世記 47:13–26, 創世記 47:21, 創世記 47:27, 創世記 47:29–31, 創世記 47:31, 創世記 48:1–22, 創世記 48:3–4, 創世記 48:5–7, 創世記 48:10, 創世記 48:14, 創世記 48:15–16, 創世記 48:17–19, 創世記 48:22, 創世記 49:1–2, 創世記 49:1–28, 創世記 49:3–4, 創世記 49:5–7, 創世記 49:8–12, 創世記 49:10, 創世記 49:11–12, 創世記 49:13, 創世記 49:14–15, 創世記 49:16–17, 創世記 49:18, 創世記 49:19, 創世記 49:20, 創世記 49:21, 創世記 49:22–26, 創世記 49:24–26, 創世記 49:25, 創世記 49:26, 創世記 49:27, 創世記 49:28, 創世記 49:29–33, 創世記 49:33, 創世記 50:1–6, 創世記 50:2, 創世記 50:3, 創世記 50:4–6, 創世記 50:7–9, 創世紀 50:10–13, 創世記 50:15–18, 創世紀 50:19–21, 創世記 50:22–23, 創世記 50:23, 創世記 50:24–25, 創世記 50:26</w:t>
+      </w:r>
+    </w:p>
+    <w:p>
+      <w:r/>
+      <w:r>
+        <w:t xml:space="preserve"> </w:t>
+      </w:r>
+      <w:r/>
+      <w:r/>
+    </w:p>
+    <w:p>
+      <w:pPr>
+        <w:sectPr>
           <w:footnotePr>
             <w:numRestart w:val="eachSect"/>
           </w:footnotePr>

--- a/zht/docx/01.content.docx
+++ b/zht/docx/01.content.docx
@@ -163,13 +163,6 @@
         <w:rPr>
           <w:lang w:val="zh_TW" w:bidi="zh_TW"/>
         </w:rPr>
-      </w:r>
-      <w:r>
-        <w:rPr>
-          <w:i/>
-          <w:lang w:val="zh_TW" w:bidi="zh_TW"/>
-        </w:rPr>
-        <w:t>創世記 1:1, 創世記 1:1–2.3, 創世記 1:2, 創世記 1:3, 創世記 1:3–13, 創世記 1:4, 創世記 1:5, 創世記 1:6–8, 創世記 1:9–10, 創世記 1:14, 創世記 1:14–31, 創世記 1:16, 創世記 1:21, 創世記 1:22, 創世記 1:26, 創世記 1:27, 創世記 1:28, 創世記 1:29–30, 創世記 1:31, 創世記 2:1–3, 創世記 2:3, 創世記 2:4, 創世記 2:4–25, 創世記 2:5, 創世記 2:6, 創世記 2:7, 創世記 2:8, 創世記 2:8–14, 創世記 2:9, 創世記 2:10, 創世記 2:10–14, 創世記 2:11, 創世記 2:12, 創世記 2:13, 創世記 2:14, 創世記 2:15, 創世記 2:17, 創世記 2:18, 創世記 2:18–23, 創世記 2:19–20, 創世記 2:23, 創世記 2:24, 創世記 2:25, 創世記 3:1, 創世記 3:1–24, 創世記 3:2–3, 創世記 3:4–5, 創世記 3:6, 創世記 3:7, 創世記 3:8, 創世記 3:9–10, 創世記 3:12, 創世記 3:13, 創世記 3:14, 創世記 3:14–19, 創世記 3:15, 創世記 3:16, 創世記 3:17–19, 創世記 3:20, 創世記 3:20–24, 創世記 3:21, 創世記 3:22, 創世記 3:23, 創世記 3:24, 創世記 4:1, 創世記 4:2, 創世記 4:3, 創世記 4:4–5, 創世記 4:7, 創世記 4:8, 創世記 4:9, 創世記 4:10, 創世記 4:11–12, 創世記 4:13–14, 創世記 4:15, 創世記 4:16, 創世記 4:17, 創世記 4:17–5.32, 創世記 4:18, 創世記 4:19, 創世記 4:20–22, 創世記 4:23–24, 創世記 4:25, 創世記 4:25–5.32, 創世記 4:26, 創世記 5:1, 創世記 5:1–2, 創世記 5:1–32, 創世記 5:2, 創世記 5:3, 創世記 5:5, 創世記 5:6, 創世記 5:22, 創世記 5:24, 創世記 5:27, 創世記 5:28–29, 創世記 6:1–2, 創世記 6:1–8, 創世記 6:3, 創世記 6:4, 創世記 6:5, 創世記 6:6, 創世記 6:7, 創世記 6:8, 創世記 6:9, 創世記 6:11–13, 創世記 6:14, 創世記 6:15, 創世記 6:16, 創世記 6:17, 創世記 6:18, 創世記 6:19–20, 創世記 7:2, 創世記 7:4, 創世記 7:6, 創世記 7:8, 創世記 7:11–12, 創世記 7:16, 創世記 7:17, 創世記 7:22, 創世記 8:1, 創世記 8:2, 創世記 8:4, 創世記 8:5, 創世記 8:7, 創世記 8:11, 創世記 8:13, 創世記 8:14, 創世記 8:17, 創世記 8:20, 創世記 8:21, 創世記 8:22, 創世記 9:1, 創世記 9:1–7, 創世記 9:2–3, 創世記 9:4, 創世記 9:5–6, 創世記 9:6, 創世記 9:7, 創世記 9:8–17, 創世記 9:9–10, 創世記 9:11, 創世記 9:12, 創世記 9:13–16, 創世記 9:18, 創世記 9:20–27, 創世記 9:21, 創世記 9:22, 創世記 9:25, 創世記 9:26, 創世記 9:27, 創世記 10:1, 創世記 10:1–11.9, 創世記 10:2, 創世記 10:2–32, 創世記 10:3, 創世記 10:4, 創世記 10:5, 創世記 10:6, 創世記 10:7, 創世記 10:8–12, 創世記 10:9, 創世記 10:10–12, 創世記 10:13–14, 創世記 10:15–18, 創世記 10:19, 創世記 10:21, 創世記 10:22, 創世記 10:23, 創世記 10:24, 創世記 10:25, 創世記 10:26–29, 創世記 10:26–32, 創世記 10:30, 創世記 11:1, 創世記 11:1–9, 創世記 11:2, 創世記 11:3, 創世記 11:4, 創世記 11:5, 創世記 11:6, 創世記 11:7, 創世記 11:8, 創世記 11:9, 創世記 11:10, 創世記 11:18, 創世記 11:27, 創世記 11:27–32, 創世記 11:27–25.11, 創世記 11:28, 創世記 11:29, 創世記 11:30, 創世記 11:31, 創世記 12:1, 創世記 12:1–3, 創世記 12:1–9, 創世記 12:2, 創世記 12:3, 創世記 12:4, 創世記 12:4–9, 創世記 12:5, 創世記 12:6–7, 創世記 12:7, 創世記 12:8, 創世記 12:8–9, 創世記 12:10, 創世記 12:10–13, 創世記 12:10–20, 創世記 12:13, 創世記 12:14–15, 創世記 12:14–16, 創世記 12:15, 創世記 12:17–19, 創世記 12:20, 創世記 13:1–7, 創世記 13:2, 創世記 13:5–7, 創世記 13:8, 創世記 13:8–13, 創世記 13:10, 創世記 13:11, 創世記 13:11–18, 創世記 13:13, 創世記 13:14–17, 創世記 13:18, 創世記 14:1, 創世記 14:1–2, 創世記 14:1–16, 創世記 14:4, 創世記 14:4–5, 創世記 14:5–8, 創世記 14:8–12, 創世記 14:13, 創世記 14:14, 創世記 14:14–16, 創世記 14:15, 創世記 14:17, 創世記 14:18, 創世記 14:19–20, 創世記 14:21–24, 創世記 14:22, 創世記 15:1, 創世記 15:1–21, 創世記 15:2–3, 創世記 15:4–6, 創世記 15:6, 創世記 15:7–21, 創世記 15:10, 創世記 15:11, 創世記 15:13, 創世記 15:13–16, 創世記 15:16, 創世記 15:17–18, 創世記 15:18–19, 創世記 16:1–3, 創世記 16:1–16, 創世記 16:4–6, 創世記 16:7, 創世記 16:8–12, 創世記 16:10–12, 創世記 16:11, 創世記 16:13, 創世記 16:14–15, 創世記 17:1, 創世記 17:1–27, 創世記 17:4–5, 創世記 17:6, 創世記 17:7–8, 創世記 17:9–14, 創世記 17:14, 創世記 17:15–16, 創世記 17:17–18, 創世記 17:19, 創世記 17:20–21, 創世記 17:23–27, 創世記 18:1–15, 創世記 18:2–8, 創世記 18:3, 創世記 18:9, 創世記 18:10, 創世記 18:13–15, 創世記 18:14, 創世記 18:16–33, 創世記 18:17–19, 創世記 18:20, 創世記 18:20–21, 創世記 18:22–33, 創世記 19:1, 創世記 19:1–14, 創世記 19:1–38, 創世記 19:4–5, 創世記 19:6–9, 創世記 19:9, 創世記 19:14, 創世記 19:15–23, 創世記 19:18–22, 創世記 19:23–25, 創世記 19:26, 創世記 19:29, 創世記 19:30–35, 創世記 19:30–38, 創世記 19:36–38, 創世記 20:1, 創世記 20:1–18, 創世記 20:2, 創世記 20:3, 創世記 20:3–7, 創世記 20:4–5, 創世記 20:6, 創世記 20:7, 創世記 20:8–10, 創世記 20:11–13, 創世記 20:14–16, 創世記 20:17–18, 創世記 21:1–2, 創世記 21:3–4, 創世記 21:5, 創世記 21:6, 創世記 21:6–7, 創世記 21:8–9, 創世記 21:8–21, 創世記 21:10, 創世記 21:11–13, 創世記 21:14–21, 創世記 21:16, 創世記 21:22–23, 創世記 21:22–34, 創世記 21:25, 創世記 21:27–31, 創世記 21:32, 創世記 21:33–34, 創世記 22:1, 創世記 22:1–2, 創世記 22:2, 創世記 22:3, 創世記 22:5, 創世記 22:7–8, 創世記 22:9–19, 創世記 22:11, 創世記 22:12, 創世記 22:13, 創世記 22:14, 創世記 22:15–19, 創世記 22:16, 創世記 22:17, 創世記 22:18–25.11, 創世記 22:20, 創世記 22:20–24, 創世記 22:21, 創世記 22:22–23, 創世記 23:1–2, 創世記 23:1–20, 創世記 23:3–4, 創世記 23:5–6, 創世記 23:7–16, 創世記 23:9, 創世記 23:11, 創世記 23:12–13, 創世記 23:15, 創世記 23:16–20, 創世記 24:1–9, 創世記 24:1–67, 創世記 24:2, 創世記 24:3, 創世記 24:6–8, 創世記 24:10, 創世記 24:10–27, 創世記 24:10–60, 創世記 24:14, 創世記 24:15–22, 創世記 24:22, 創世記 24:23–24, 創世記 24:25, 創世記 24:26, 創世記 24:27, 創世記 24:29–31, 創世記 24:33–48, 創世記 24:48, 創世記 24:50–51, 創世記 24:53, 創世記 24:54–56, 創世記 24:57–58, 創世記 24:60, 創世記 24:62, 創世記 24:67, 創世記 25:1, 創世記 25:1–11, 創世記 25:2–4, 創世記 25:3, 創世記 25:5–6, 創世記 25:7–8, 創世記 25:11, 創世記 25:12–18, 創世記 25:16, 創世記 25:18, 創世記 25:19–20, 創世記 25:19–26, 創世記 25:19–35.29, 創世記 25:21, 創世記 25:22, 創世記 25:23, 創世記 25:24–26, 創世記 25:25, 創世記 25:26, 創世記 25:27, 創世記 25:27–34, 創世記 25:28, 創世記 25:29, 創世記 25:30, 創世記 25:31–33, 創世記 25:33–34, 創世記 26:1, 創世記 26:1–35, 創世記 26:2–5, 創世記 26:6–11, 創世記 26:8, 創世記 26:10–11, 創世記 26:12–13, 創世記 26:14–16, 創世記 26:17–22, 創世記 26:23–25, 創世記 26:26–33, 創世記 26:33, 創世記 26:34–35, 創世記 27:1–4, 創世記 27:1–40, 創世記 27:3–4, 創世記 27:5, 創世記 27:5–17, 創世記 27:11–12, 創世記 27:18–20, 創世記 27:18–29, 創世記 27:20–27, 創世記 27:30–40, 創世記 27:33, 創世記 27:34–35, 創世記 27:36, 創世記 27:37, 創世記 27:39–40, 創世記 27:41–45, 創世記 27:42–33.17, 創世記 27:46, 創世記 28:1–2, 創世記 28:3–5, 創世記 28:6–9, 創世記 28:10–22, 創世記 28:11, 創世記 28:12–13, 創世記 28:12–15, 創世記 28:14, 創世記 28:15, 創世記 28:16–22, 創世記 28:18, 創世記 28:19, 創世記 28:20–22, 創世記 28:22, 創世記 29:1, 創世記 29:1–31.55, 創世記 29:2–12, 創世記 29:10, 創世記 29:11, 創世記 29:14, 創世記 29:14–30, 創世記 29:18, 創世記 29:23–26, 創世記 29:28–30, 創世記 29:30, 創世記 29:31–35, 創世記 29:31–30.24, 創世記 29:32, 創世記 29:33, 創世記 29:34, 創世記 29:35, 創世記 30:1–2, 創世記 30:1–8, 創世記 30:3–4, 創世記 30:5–6, 創世記 30:7–8, 創世記 30:9, 創世記 30:10–13, 創世記 30:14–17, 創世記 30:18, 創世記 30:19–20, 創世記 30:21, 創世記 30:22–24, 創世記 30:25–34, 創世記 30:27, 創世記 30:30–33, 創世記 30:32, 創世記 30:34–36, 創世記 30:37, 創世記 30:37–43, 創世記 30:42, 創世記 30:43, 創世記 31:1–2, 創世記 31:1–21, 創世記 31:3, 創世記 31:4–13, 創世記 31:14–16, 創世記 31:17–21, 創世記 31:19–20, 創世記 31:21, 創世記 31:22–23, 創世記 31:24, 創世記 31:25–30, 創世記 31:32, 創世記 31:33–35, 創世記 31:36–42, 創世記 31:40, 創世記 31:42, 創世記 31:43–44, 創世記 31:45–48, 創世記 31:49, 創世記 31:50–53, 創世記 32:1, 創世記 32:2, 創世記 32:3–5, 創世記 32:7–8, 創世記 32:9–12, 創世記 32:13–21, 創世記 32:22–24, 創世記 32:22–32, 創世記 32:24, 創世記 32:25, 創世記 32:26, 創世記 32:27, 創世記 32:28, 創世記 32:29, 創世記 32:30, 創世記 32:31, 創世記 32:32, 創世記 33:1–2, 創世記 33:1–17, 創世記 33:3–13, 創世記 33:4, 創世記 33:5, 創世記 33:7, 創世記 33:10, 創世記 33:11, 創世記 33:12–15, 創世記 33:16–17, 創世記 33:18–20, 創世記 33:20, 創世記 34:1–2, 創世記 34:1–31, 創世記 34:3–4, 創世記 34:5–7, 創世記 34:8–10, 創世記 34:13–17, 創世記 34:18–24, 創世記 34:25–29, 創世記 34:30, 創世記 35:1–7, 創世記 35:1–29, 創世記 35:2–4, 創世記 35:3, 創世記 35:5, 創世記 35:6–7, 創世記 35:9–15, 創世記 35:11–12, 創世記 35:14–15, 創世記 35:16–20, 創世記 35:18, 創世記 35:19, 創世記 35:20, 創世記 35:22, 創世記 35:23–26, 創世記 35:27–29, 創世記 36:1–8, 創世記 36:1–43, 創世記 36:2, 創世記 36:2–3, 創世記 36:7–8, 創世記 36:9–14, 創世記 36:9–43, 創世記 36:15–19, 創世記 36:20–30, 創世記 36:31, 創世記 36:31–39, 創世記 36:40–43, 創世記 37:1, 創世記 37:2, 創世記 37:2–50.26, 創世記 37:3, 創世記 37:4, 創世記 37:5–11, 創世記 37:7, 創世記 37:8, 創世記 37:9, 創世記 37:10, 創世記 37:11, 創世記 37:12–13, 創世記 37:14–17, 創世記 37:18–20, 創世記 37:21–24, 創世記 37:23, 創世記 37:25–28, 創世記 37:26, 創世記 37:28, 創世記 37:29–30, 創世記 37:31–35, 創世記 37:32, 創世記 37:33, 創世記 37:34–35, 創世記 37:36, 創世記 38:1–30, 創世記 38:7, 創世記 38:7–10, 創世記 38:8, 創世紀 38:9–10, 創世記 38:11, 創世記 38:12–13, 創世記 38:14–19, 創世記 38:17, 創世記 38:18, 創世記 38:20–23, 創世記 38:24–26, 創世記 38:26, 創世記 38:27–30, 創世記 38:29–30, 創世記 39:1–23, 創世記 39:1–47.31, 創世記 39:2, 創世記 39:5, 創世記 39:6–10, 創世記 39:14, 創世記 39:19–20, 創世記 39:21–23, 創世記 40:1–4, 創世記 40:1–23, 創世記 40:5–8, 創世記 40:9–19, 創世記 40:14–15, 創世記 40:20–22, 創世記 40:23, 創世記 41:1–4, 創世記 41:1–46, 創世記 41:5–7, 創世記 41:8, 創世記 41:9–13, 創世紀 41:14–15, 創世記 41:16, 創世記 41:17–24, 創世記 41:25–32, 創世記 41:32, 創世記 41:33–36, 創世記 41:37–40, 創世紀 41:41–46, 創世記 41:42, 創世記 41:43–44, 創世紀 41:45, 創世記 41:46, 創世記 41:47–57, 創世記 41:50–52, 創世記 41:53–57, 創世紀 42:1–44.34, 創世記 42:1–47.31, 創世記 42:4, 創世記 42:6–7, 創世記 42:8, 創世記 42:9, 創世記 42:11, 創世記 42:15–17, 創世記 42:18–20, 創世記 42:21–23, 創世記 42:22, 創世記 42:24, 創世記 42:25, 創世記 42:25–28, 創世記 42:28, 創世記 42:29–34, 創世記 42:36, 創世記 42:37, 創世記 42:38, 創世記 43:1–7, 創世記 43:8–10, 創世記 43:11–13, 創世記 43:13–14, 創世記 43:16, 創世記 43:18, 創世記 43:19–22, 創世記 43:24, 創世記 43:26, 創世記 43:29, 創世記 43:30, 創世記 43:33, 創世記 43:34, 創世記 44:1–34, 創世記 44:2, 創世記 44:5, 創世記 44:9–10, 創世記 44:11–12, 創世記 44:13, 創世記 44:14, 創世記 44:16, 創世記 44:18–34, 創世記 44:32–34, 創世記 45:1–15, 創世記 45:2, 創世記 45:3, 創世記 45:5–8, 創世記 45:9–13, 創世記 45:10, 創世記 45:14–15, 創世記 45:16–25, 創世記 45:16–47.12, 創世記 45:24, 創世記 45:26–28, 創世記 45:27, 創世記 46:1, 創世記 46:1–4, 創世記 46:2–4, 創世記 46:4, 創世記 46:8–27, 創世記 46:20, 創世記 46:26, 創世記 46:27, 創世記 46:28–34, 創世記 46:29, 創世記 46:30, 創世記 46:34, 創世記 47:1, 創世記 47:1–6, 創世記 47:7–10, 創世記 47:13–26, 創世記 47:21, 創世記 47:27, 創世記 47:29–31, 創世記 47:31, 創世記 48:1–22, 創世記 48:3–4, 創世記 48:5–7, 創世記 48:10, 創世記 48:14, 創世記 48:15–16, 創世記 48:17–19, 創世記 48:22, 創世記 49:1–2, 創世記 49:1–28, 創世記 49:3–4, 創世記 49:5–7, 創世記 49:8–12, 創世記 49:10, 創世記 49:11–12, 創世記 49:13, 創世記 49:14–15, 創世記 49:16–17, 創世記 49:18, 創世記 49:19, 創世記 49:20, 創世記 49:21, 創世記 49:22–26, 創世記 49:24–26, 創世記 49:25, 創世記 49:26, 創世記 49:27, 創世記 49:28, 創世記 49:29–33, 創世記 49:33, 創世記 50:1–6, 創世記 50:2, 創世記 50:3, 創世記 50:4–6, 創世記 50:7–9, 創世紀 50:10–13, 創世記 50:15–18, 創世紀 50:19–21, 創世記 50:22–23, 創世記 50:23, 創世記 50:24–25, 創世記 50:26</w:t>
       </w:r>
       <w:r>
         <w:rPr>

--- a/zht/docx/01.content.docx
+++ b/zht/docx/01.content.docx
@@ -150,19 +150,6 @@
           <w:lang w:val="zh_TW" w:bidi="zh_TW"/>
         </w:rPr>
         <w:t>GEN</w:t>
-      </w:r>
-      <w:r>
-        <w:rPr>
-          <w:lang w:val="zh_TW" w:bidi="zh_TW"/>
-        </w:rPr>
-      </w:r>
-    </w:p>
-    <w:p>
-      <w:pPr/>
-      <w:r>
-        <w:rPr>
-          <w:lang w:val="zh_TW" w:bidi="zh_TW"/>
-        </w:rPr>
       </w:r>
       <w:r>
         <w:rPr>

--- a/zht/docx/01.content.docx
+++ b/zht/docx/01.content.docx
@@ -19,7 +19,7 @@
         <w:rPr>
           <w:lang w:val="zh_TW" w:bidi="zh_TW"/>
         </w:rPr>
-        <w:t>Resource: 研讀筆記 (Tyndale)</w:t>
+        <w:t>Resource: Tyndale Open Study Notes</w:t>
       </w:r>
       <w:r>
         <w:rPr>
@@ -112,7 +112,7 @@
         <w:rPr>
           <w:lang w:val="zh_TW" w:bidi="zh_TW"/>
         </w:rPr>
-        <w:t>研讀筆記 (Tyndale)</w:t>
+        <w:t>Tyndale Open Study Notes</w:t>
       </w:r>
     </w:p>
     <w:p>

--- a/zht/docx/01.content.docx
+++ b/zht/docx/01.content.docx
@@ -17860,7 +17860,7 @@
         <w:rPr>
           <w:lang w:val="zh_TW" w:bidi="zh_TW"/>
         </w:rPr>
-        <w:t>因為神造人，是照自己的形像造的：死刑有神學的依據。神的形象賦予人類在創造中的獨特地位和權柄 （</w:t>
+        <w:t>神是按著自己的形像創造了人類。正因如此，這段經文為《舊約聖經》中的死刑制度提供了神學論據：人類在受造物中擁有獨特的地位，因為他們承載著神的形像（</w:t>
       </w:r>
       <w:hyperlink r:id="rId404">
         <w:r>

--- a/zht/docx/01.content.docx
+++ b/zht/docx/01.content.docx
@@ -19,7 +19,7 @@
         <w:rPr>
           <w:lang w:val="zh_TW" w:bidi="zh_TW"/>
         </w:rPr>
-        <w:t>Resource: Tyndale Open Study Notes</w:t>
+        <w:t>Resource: Aquifer Open Study Notes</w:t>
       </w:r>
       <w:r>
         <w:rPr>
@@ -112,7 +112,7 @@
         <w:rPr>
           <w:lang w:val="zh_TW" w:bidi="zh_TW"/>
         </w:rPr>
-        <w:t>Tyndale Open Study Notes</w:t>
+        <w:t>Aquifer Open Study Notes</w:t>
       </w:r>
     </w:p>
     <w:p>

--- a/zht/docx/01.content.docx
+++ b/zht/docx/01.content.docx
@@ -38396,7 +38396,7 @@
         <w:rPr>
           <w:lang w:val="zh_TW" w:bidi="zh_TW"/>
         </w:rPr>
-        <w:t>神阻止了亞伯拉罕的婚姻因通姦而破裂，提醒以色列人保持他們的婚姻在道德和種族上的純潔（</w:t>
+        <w:t>藉由阻止可能因姦淫而導致了破壞亞伯拉罕的婚姻，神再次提醒以色列人，不要與那些會引誘他們離棄耶和華的人通婚（</w:t>
       </w:r>
       <w:hyperlink r:id="rId818">
         <w:r>
@@ -38522,7 +38522,7 @@
         <w:rPr>
           <w:lang w:val="zh_TW" w:bidi="zh_TW"/>
         </w:rPr>
-        <w:t>）。通姦最終會摧毀約和屬約的子民。</w:t>
+        <w:t>）。姦淫最終會摧毀約和屬約的子民。</w:t>
       </w:r>
       <w:r>
         <w:rPr>
